--- a/Elementos_Finitos/Parcial Final/Punto_10/p10.docx
+++ b/Elementos_Finitos/Parcial Final/Punto_10/p10.docx
@@ -4,6 +4,9 @@
   <w:body>
     <w:p>
       <w:r>
+        <w:rPr>
+          <w:noProof/>
+        </w:rPr>
         <w:drawing>
           <wp:inline distT="0" distB="0" distL="0" distR="0" wp14:anchorId="12051B4B" wp14:editId="1431C26E">
             <wp:extent cx="4324954" cy="4763165"/>
@@ -41,6 +44,9 @@
         </w:drawing>
       </w:r>
       <w:r>
+        <w:rPr>
+          <w:noProof/>
+        </w:rPr>
         <w:lastRenderedPageBreak/>
         <w:drawing>
           <wp:inline distT="0" distB="0" distL="0" distR="0" wp14:anchorId="7DE2ED63" wp14:editId="25ABDA2F">
@@ -79,6 +85,9 @@
         </w:drawing>
       </w:r>
       <w:r>
+        <w:rPr>
+          <w:noProof/>
+        </w:rPr>
         <w:lastRenderedPageBreak/>
         <w:drawing>
           <wp:inline distT="0" distB="0" distL="0" distR="0" wp14:anchorId="72F3DC33" wp14:editId="2809D113">
@@ -119,6 +128,9 @@
     </w:p>
     <w:p>
       <w:r>
+        <w:rPr>
+          <w:noProof/>
+        </w:rPr>
         <w:lastRenderedPageBreak/>
         <w:drawing>
           <wp:inline distT="0" distB="0" distL="0" distR="0" wp14:anchorId="72C20736" wp14:editId="26911ABA">
@@ -157,6 +169,9 @@
         </w:drawing>
       </w:r>
       <w:r>
+        <w:rPr>
+          <w:noProof/>
+        </w:rPr>
         <w:lastRenderedPageBreak/>
         <w:drawing>
           <wp:inline distT="0" distB="0" distL="0" distR="0" wp14:anchorId="086A098E" wp14:editId="0411A380">
@@ -195,6 +210,9 @@
         </w:drawing>
       </w:r>
       <w:r>
+        <w:rPr>
+          <w:noProof/>
+        </w:rPr>
         <w:lastRenderedPageBreak/>
         <w:drawing>
           <wp:inline distT="0" distB="0" distL="0" distR="0" wp14:anchorId="4BE0D758" wp14:editId="6E60AF67">
@@ -235,6 +253,9 @@
     </w:p>
     <w:p>
       <w:r>
+        <w:rPr>
+          <w:noProof/>
+        </w:rPr>
         <w:lastRenderedPageBreak/>
         <w:drawing>
           <wp:inline distT="0" distB="0" distL="0" distR="0" wp14:anchorId="0D1C590E" wp14:editId="4076D1DB">
